--- a/01_Портфолио_и_Проекты/проекты_базовые_GitHub/03_gazprom_agent_prototype/gazprom_strategy_digest.docx
+++ b/01_Портфолио_и_Проекты/проекты_базовые_GitHub/03_gazprom_agent_prototype/gazprom_strategy_digest.docx
@@ -23,7 +23,7 @@
     </w:p>
     <w:p>
       <w:r>
-        <w:t>Временная метка: 2026-09-16 08:43:41 | Выпуск: RUN_20260916_084341 | Режим: ONLINE_LIVE_PARSING</w:t>
+        <w:t>Временная метка: 2026-09-16 09:06:15 | Выпуск: RUN_20260916_090615 | Режим: ONLINE_LIVE_PARSING</w:t>
         <w:br/>
       </w:r>
     </w:p>

--- a/01_Портфолио_и_Проекты/проекты_базовые_GitHub/03_gazprom_agent_prototype/gazprom_strategy_digest.docx
+++ b/01_Портфолио_и_Проекты/проекты_базовые_GitHub/03_gazprom_agent_prototype/gazprom_strategy_digest.docx
@@ -23,7 +23,7 @@
     </w:p>
     <w:p>
       <w:r>
-        <w:t>Временная метка: 2026-09-16 09:06:15 | Выпуск: RUN_20260916_090615 | Режим: ONLINE_LIVE_PARSING</w:t>
+        <w:t>Временная метка: 2026-09-16 09:10:00 | Выпуск: RUN_20260916_091000 | Режим: ONLINE_LIVE_PARSING</w:t>
         <w:br/>
       </w:r>
     </w:p>

--- a/01_Портфолио_и_Проекты/проекты_базовые_GitHub/03_gazprom_agent_prototype/gazprom_strategy_digest.docx
+++ b/01_Портфолио_и_Проекты/проекты_базовые_GitHub/03_gazprom_agent_prototype/gazprom_strategy_digest.docx
@@ -23,7 +23,7 @@
     </w:p>
     <w:p>
       <w:r>
-        <w:t>Временная метка: 2026-09-16 09:10:00 | Выпуск: RUN_20260916_091000 | Режим: ONLINE_LIVE_PARSING</w:t>
+        <w:t>Временная метка: 2026-09-16 09:47:56 | Выпуск: RUN_20260916_094756 | Режим: ONLINE_LIVE_PARSING</w:t>
         <w:br/>
       </w:r>
     </w:p>

--- a/01_Портфолио_и_Проекты/проекты_базовые_GitHub/03_gazprom_agent_prototype/gazprom_strategy_digest.docx
+++ b/01_Портфолио_и_Проекты/проекты_базовые_GitHub/03_gazprom_agent_prototype/gazprom_strategy_digest.docx
@@ -23,7 +23,7 @@
     </w:p>
     <w:p>
       <w:r>
-        <w:t>Временная метка: 2026-09-16 09:47:56 | Выпуск: RUN_20260916_094756 | Режим: ONLINE_LIVE_PARSING</w:t>
+        <w:t>Временная метка: 2026-09-16 10:04:36 | Выпуск: RUN_20260916_100436 | Режим: ONLINE_LIVE_PARSING</w:t>
         <w:br/>
       </w:r>
     </w:p>
